--- a/tareas-semana/4-Week8-Reading.docx
+++ b/tareas-semana/4-Week8-Reading.docx
@@ -403,7 +403,7 @@
           <w:color w:val="000000"/>
           <w:sz w:val="24"/>
         </w:rPr>
-        <w:t xml:space="preserve">I asked what she thinks I am good at. She said I am patient when I explain something, and that I finish projects even when I get bored with them. She mentioned that when I was in high school I spent a whole weekend fixing the layout of the family’s church newsletter website, and that I did not even ask for credit for it.</w:t>
+        <w:t xml:space="preserve">I asked what she thinks I am good at. She said I am patient when I explain something, and that I finish projects even when I get bored with them. She mentioned that in high school I was the one who kept track of our household bills, and that I caught a utility bill that had been charged twice. She said I did not even make a big deal about it.</w:t>
       </w:r>
     </w:p>
     <w:p>
@@ -439,7 +439,7 @@
           <w:color w:val="000000"/>
           <w:sz w:val="24"/>
         </w:rPr>
-        <w:t xml:space="preserve">He said I am the person people come to when a computer breaks, and that I figured out why his laptop kept freezing by reading the error logs instead of just restarting it. He said he values that I explain things without making him feel dumb.</w:t>
+        <w:t xml:space="preserve">He said I am the one he asks to check the rent split and the grocery budget, because I show the math instead of just giving him an answer. He said I explain things without making him feel dumb, even when the numbers are confusing.</w:t>
       </w:r>
     </w:p>
     <w:p>
@@ -459,7 +459,7 @@
           <w:color w:val="000000"/>
           <w:sz w:val="24"/>
         </w:rPr>
-        <w:t xml:space="preserve">Oct. 2, my supervisor from my summer job at a local print shop (text message).</w:t>
+        <w:t xml:space="preserve">Oct. 2, my supervisor from my summer job as a cashier at a local hardware store (text message).</w:t>
       </w:r>
       <w:r>
         <w:rPr>
@@ -475,7 +475,7 @@
           <w:color w:val="000000"/>
           <w:sz w:val="24"/>
         </w:rPr>
-        <w:t xml:space="preserve">I asked her what she has noticed about how I work. She said I double-check print files for bleed and resolution before they go to the press, and that she trusts me with customer files because I tell her when something looks wrong instead of guessing. She said I stay calm when a rush order goes sideways.</w:t>
+        <w:t xml:space="preserve">I asked her what she has noticed about how I work. She said I count the register drawer carefully and catch discrepancies before the end of the shift, and that I stay calm when a line backs up. She said customers ask for me when they have questions about their receipts.</w:t>
       </w:r>
     </w:p>
     <w:p>
@@ -495,7 +495,7 @@
           <w:color w:val="000000"/>
           <w:sz w:val="24"/>
         </w:rPr>
-        <w:t xml:space="preserve">Oct. 4, a friend from my high school art club.</w:t>
+        <w:t xml:space="preserve">Oct. 4, a friend from my high school economics club.</w:t>
       </w:r>
       <w:r>
         <w:rPr>
@@ -511,7 +511,7 @@
           <w:color w:val="000000"/>
           <w:sz w:val="24"/>
         </w:rPr>
-        <w:t xml:space="preserve">She said I have a good eye for layout and color, and that people trust my feedback on their designs because I tell them what is wrong and why.</w:t>
+        <w:t xml:space="preserve">She said I am good at breaking a money decision into parts, like comparing two loan options or a monthly budget, and that people trust my numbers because I show how I got them. She said I am the person the group turns to when a decision gets stuck.</w:t>
       </w:r>
     </w:p>
     <w:p>
@@ -545,7 +545,7 @@
           <w:color w:val="000000"/>
           <w:sz w:val="24"/>
         </w:rPr>
-        <w:t xml:space="preserve">Working through problems step by step instead of guessing</w:t>
+        <w:t xml:space="preserve">Breaking a money problem into steps and showing the math</w:t>
       </w:r>
     </w:p>
     <w:p>
@@ -563,7 +563,7 @@
           <w:color w:val="000000"/>
           <w:sz w:val="24"/>
         </w:rPr>
-        <w:t xml:space="preserve">Checking my own work before I hand it over</w:t>
+        <w:t xml:space="preserve">Checking my numbers and details before I hand them over</w:t>
       </w:r>
     </w:p>
     <w:p>
@@ -581,7 +581,7 @@
           <w:color w:val="000000"/>
           <w:sz w:val="24"/>
         </w:rPr>
-        <w:t xml:space="preserve">Building things that look clean and work, including web pages and small 3D models</w:t>
+        <w:t xml:space="preserve">Staying calm when things get busy or a mistake shows up</w:t>
       </w:r>
     </w:p>
     <w:p>
@@ -599,7 +599,7 @@
           <w:color w:val="000000"/>
           <w:sz w:val="24"/>
         </w:rPr>
-        <w:t xml:space="preserve">Explaining technical things in plain language</w:t>
+        <w:t xml:space="preserve">Explaining financial decisions clearly to other people</w:t>
       </w:r>
     </w:p>
     <w:p>
@@ -651,7 +651,7 @@
           <w:color w:val="000000"/>
           <w:sz w:val="24"/>
         </w:rPr>
-        <w:t xml:space="preserve">Honesty when giving feedback</w:t>
+        <w:t xml:space="preserve">Honesty, including when a number is wrong</w:t>
       </w:r>
     </w:p>
     <w:p>
@@ -669,7 +669,7 @@
           <w:color w:val="000000"/>
           <w:sz w:val="24"/>
         </w:rPr>
-        <w:t xml:space="preserve">Being dependable once I commit to a project</w:t>
+        <w:t xml:space="preserve">Being dependable with money and details once I take something on</w:t>
       </w:r>
     </w:p>
     <w:p>
@@ -699,7 +699,7 @@
           <w:color w:val="000000"/>
           <w:sz w:val="24"/>
         </w:rPr>
-        <w:t xml:space="preserve">I expected people to name art or design right away because that is how I usually describe myself. Instead, most of what they named was problem solving and finishing things. That made me think computer science may fit the way I already work, but my friend’s comment about layout also shows that design is part of how I think. It makes the CS versus design choice feel less like picking one identity and more like picking which skills I want to build first.</w:t>
+        <w:t xml:space="preserve">I expected people to name math or my economics classes right away, because that is how I usually describe myself. Instead, most of what they named was careful checking, staying calm, and explaining. That made me think finance fits the way I already work. It also made me notice that I like talking people through a decision, so I want to look at jobs where I work with clients, not only with spreadsheets.</w:t>
       </w:r>
     </w:p>
     <w:p>
@@ -753,7 +753,7 @@
           <w:color w:val="000000"/>
           <w:sz w:val="24"/>
         </w:rPr>
-        <w:t xml:space="preserve">good with computers.</w:t>
+        <w:t xml:space="preserve">good with numbers.</w:t>
       </w:r>
       <w:r>
         <w:rPr>
@@ -777,7 +777,7 @@
           <w:color w:val="000000"/>
           <w:sz w:val="24"/>
         </w:rPr>
-        <w:t xml:space="preserve">I also want to ask two more people, a professor in the computing department and my cousin who works as a web developer, to see whether they name the same strengths.</w:t>
+        <w:t xml:space="preserve">I also want to ask two more people, a finance professor and my cousin who works as a loan officer at a bank, to see whether they name the same strengths. Their answers will help me compare corporate finance, banking, and financial planning.</w:t>
       </w:r>
     </w:p>
     <w:p>
@@ -838,7 +838,7 @@
           <w:color w:val="000000"/>
           <w:sz w:val="24"/>
         </w:rPr>
-        <w:t xml:space="preserve">Of everything on the Career Services site, Handshake seems the most useful to me right now. I am still deciding between computer science and graphic or web design, and the websites I build and the 3D models I make could fit either path, so I want to see real internships in both fields before I commit to one. The Career Planning page describes Handshake as the place to find internships and part-time or full-time jobs. This semester, I plan to create my Handshake profile, upload a one-page resume, and attend the</w:t>
+        <w:t xml:space="preserve">Of everything on the Career Services site, Handshake is the most useful to me right now. I am a finance major, and I want to learn whether corporate finance, banking, or financial planning suits me before I choose a path. The Career Planning page lists Handshake for internships and full-time jobs, so that is where I will start. This semester, I plan to build my Handshake profile, book a Career Services appointment through Bookings to have my resume reviewed, and attend the</w:t>
       </w:r>
       <w:r>
         <w:rPr>
@@ -886,7 +886,7 @@
           <w:color w:val="000000"/>
           <w:sz w:val="24"/>
         </w:rPr>
-        <w:t xml:space="preserve">workshop on the events calendar before I apply anywhere. Next spring, I will look for an on-campus or part-time job in Handshake and book an appointment through the Career Services Bookings link so an advisor can review my resume and a portfolio of my web projects and 3D models. During my sophomore year, I will apply for summer internships through Handshake, go to the fall career and internship fair, and take the YouScience career assessment the office offers to see whether my interests point more toward programming or design. My goal is to finish college with at least one internship and a portfolio I can show an employer, not just a diploma.</w:t>
+        <w:t xml:space="preserve">workshop. Next spring, I will look for a part-time or on-campus job in Handshake, use SkillsFirst for resume templates, and explore Interstride for career resources. During my sophomore year, I will apply for summer internships through Handshake, attend the fall career and internship fair, and try a Parker Dewey micro-internship for short project experience. I will also take the YouScience career assessment to see whether my strengths point toward analysis, banking, or client work. My goal is to finish with at least one internship in a bank or a company’s finance department, for example an oil and gas company in the Permian Basin.</w:t>
       </w:r>
     </w:p>
     <w:bookmarkEnd w:id="22"/>

--- a/tareas-semana/4-Week8-Reading.docx
+++ b/tareas-semana/4-Week8-Reading.docx
@@ -459,7 +459,7 @@
           <w:color w:val="000000"/>
           <w:sz w:val="24"/>
         </w:rPr>
-        <w:t xml:space="preserve">Oct. 2, my supervisor from my summer job as a cashier at a local hardware store (text message).</w:t>
+        <w:t xml:space="preserve">Oct. 2, my dad, my work partner in our clown entertainment business (in person, after an event).</w:t>
       </w:r>
       <w:r>
         <w:rPr>
@@ -475,7 +475,7 @@
           <w:color w:val="000000"/>
           <w:sz w:val="24"/>
         </w:rPr>
-        <w:t xml:space="preserve">I asked her what she has noticed about how I work. She said I count the register drawer carefully and catch discrepancies before the end of the shift, and that I stay calm when a line backs up. She said customers ask for me when they have questions about their receipts.</w:t>
+        <w:t xml:space="preserve">I asked him what he has noticed about how I work. He said I read the crowd at baby showers, weddings, and birthday parties, and I change the show when a group is not into it. He said I stay calm when an event runs late or a prop breaks, and that I am always on time for setup. He said I help him with the money side: I put together our package prices, track deposits and final payments, and keep the event calendar, so he can focus on the performance.</w:t>
       </w:r>
     </w:p>
     <w:p>
@@ -563,7 +563,7 @@
           <w:color w:val="000000"/>
           <w:sz w:val="24"/>
         </w:rPr>
-        <w:t xml:space="preserve">Checking my numbers and details before I hand them over</w:t>
+        <w:t xml:space="preserve">Reading a room and adjusting quickly, whether with a family or a crowd of guests</w:t>
       </w:r>
     </w:p>
     <w:p>
@@ -581,7 +581,7 @@
           <w:color w:val="000000"/>
           <w:sz w:val="24"/>
         </w:rPr>
-        <w:t xml:space="preserve">Staying calm when things get busy or a mistake shows up</w:t>
+        <w:t xml:space="preserve">Staying calm when things go wrong or run late</w:t>
       </w:r>
     </w:p>
     <w:p>
@@ -599,6 +599,24 @@
           <w:color w:val="000000"/>
           <w:sz w:val="24"/>
         </w:rPr>
+        <w:t xml:space="preserve">Keeping track of money, payments, and schedules</w:t>
+      </w:r>
+    </w:p>
+    <w:p>
+      <w:pPr>
+        <w:numPr>
+          <w:ilvl w:val="0"/>
+          <w:numId w:val="1002"/>
+        </w:numPr>
+        <w:pStyle w:val="Compact"/>
+        <w:spacing w:line="276" w:lineRule="auto" w:before="0" w:after="120"/>
+      </w:pPr>
+      <w:r>
+        <w:rPr>
+          <w:rFonts w:ascii="Times New Roman" w:hAnsi="Times New Roman" w:eastAsia="Times New Roman" w:cs="Times New Roman"/>
+          <w:color w:val="000000"/>
+          <w:sz w:val="24"/>
+        </w:rPr>
         <w:t xml:space="preserve">Explaining financial decisions clearly to other people</w:t>
       </w:r>
     </w:p>
@@ -669,7 +687,7 @@
           <w:color w:val="000000"/>
           <w:sz w:val="24"/>
         </w:rPr>
-        <w:t xml:space="preserve">Being dependable with money and details once I take something on</w:t>
+        <w:t xml:space="preserve">Being punctual and dependable once I take something on</w:t>
       </w:r>
     </w:p>
     <w:p>
@@ -699,7 +717,7 @@
           <w:color w:val="000000"/>
           <w:sz w:val="24"/>
         </w:rPr>
-        <w:t xml:space="preserve">I expected people to name math or my economics classes right away, because that is how I usually describe myself. Instead, most of what they named was careful checking, staying calm, and explaining. That made me think finance fits the way I already work. It also made me notice that I like talking people through a decision, so I want to look at jobs where I work with clients, not only with spreadsheets.</w:t>
+        <w:t xml:space="preserve">I expected people to name math or my economics classes right away, because that is how I usually describe myself. Instead, several people named things I do at my clown performances: reading the crowd, staying calm when something breaks, and handling payments. That made me think finance fits the way I already work, and that my party business is more relevant to my future than I had thought. Working with clients who are paying me for a service is something I already do, so I want to look at finance jobs where I work directly with people, not only with spreadsheets.</w:t>
       </w:r>
     </w:p>
     <w:p>
@@ -729,7 +747,7 @@
           <w:color w:val="000000"/>
           <w:sz w:val="24"/>
         </w:rPr>
-        <w:t xml:space="preserve">Hearing these answers from four different people helped me see a pattern I did not notice before. Next I plan to use this list when I write my resume and when I visit Career Services, so I can describe myself with examples instead of just saying I am</w:t>
+        <w:t xml:space="preserve">Hearing these answers from four different people helped me see a pattern I did not notice before. Next I plan to use this list when I write my resume and when I visit Career Services, so I can describe myself with examples from my real work instead of just saying I am</w:t>
       </w:r>
       <w:r>
         <w:rPr>
@@ -777,7 +795,7 @@
           <w:color w:val="000000"/>
           <w:sz w:val="24"/>
         </w:rPr>
-        <w:t xml:space="preserve">I also want to ask two more people, a finance professor and my cousin who works as a loan officer at a bank, to see whether they name the same strengths. Their answers will help me compare corporate finance, banking, and financial planning.</w:t>
+        <w:t xml:space="preserve">I also want to ask two more people, a finance professor and a small-business owner I have met through events, to see whether they name the same strengths. Their answers will help me compare client-facing roles like financial planning or banking with small-business finance, where pricing, deposits, and client payments matter every day.</w:t>
       </w:r>
     </w:p>
     <w:p>
@@ -886,7 +904,7 @@
           <w:color w:val="000000"/>
           <w:sz w:val="24"/>
         </w:rPr>
-        <w:t xml:space="preserve">workshop. Next spring, I will look for a part-time or on-campus job in Handshake, use SkillsFirst for resume templates, and explore Interstride for career resources. During my sophomore year, I will apply for summer internships through Handshake, attend the fall career and internship fair, and try a Parker Dewey micro-internship for short project experience. I will also take the YouScience career assessment to see whether my strengths point toward analysis, banking, or client work. My goal is to finish with at least one internship in a bank or a company’s finance department, for example an oil and gas company in the Permian Basin.</w:t>
+        <w:t xml:space="preserve">workshop. My work performing at baby showers, weddings, and birthdays with my dad is real client experience, so I will list it professionally on my resume. Next spring, I will look for a part-time or on-campus job in Handshake, use SkillsFirst for resume templates, and explore Interstride for career resources. During my sophomore year, I will apply for summer internships through Handshake, attend the fall career and internship fair, and try a Parker Dewey micro-internship for short project experience. I will also take the YouScience career assessment to see whether my strengths point toward analysis, banking, or client work. My goal is to finish with at least one internship in a bank or a company’s finance department, for example an oil and gas company in the Permian Basin.</w:t>
       </w:r>
     </w:p>
     <w:bookmarkEnd w:id="22"/>

--- a/tareas-semana/4-Week8-Reading.docx
+++ b/tareas-semana/4-Week8-Reading.docx
@@ -459,7 +459,7 @@
           <w:color w:val="000000"/>
           <w:sz w:val="24"/>
         </w:rPr>
-        <w:t xml:space="preserve">Oct. 2, my dad, my work partner in our clown entertainment business (in person, after an event).</w:t>
+        <w:t xml:space="preserve">Oct. 2, my dad, my partner in our clown entertainment business (in person, after an event).</w:t>
       </w:r>
       <w:r>
         <w:rPr>
@@ -475,7 +475,7 @@
           <w:color w:val="000000"/>
           <w:sz w:val="24"/>
         </w:rPr>
-        <w:t xml:space="preserve">I asked him what he has noticed about how I work. He said I read the crowd at baby showers, weddings, and birthday parties, and I change the show when a group is not into it. He said I stay calm when an event runs late or a prop breaks, and that I am always on time for setup. He said I help him with the money side: I put together our package prices, track deposits and final payments, and keep the event calendar, so he can focus on the performance.</w:t>
+        <w:t xml:space="preserve">I asked him what he has noticed about how I work. He said I run the money side of the business: I set our rates, I manage the money that comes in from each event, and I split the pay between the other performers we work with (our partners) and him. He said I read the crowd at baby showers, weddings, and birthday parties, and I change the show when a group is not into it. He said I stay calm when an event runs late or a prop breaks, and that I am always on time for setup.</w:t>
       </w:r>
     </w:p>
     <w:p>
@@ -563,7 +563,7 @@
           <w:color w:val="000000"/>
           <w:sz w:val="24"/>
         </w:rPr>
-        <w:t xml:space="preserve">Reading a room and adjusting quickly, whether with a family or a crowd of guests</w:t>
+        <w:t xml:space="preserve">Setting prices and managing payments, including splitting pay fairly among a small team</w:t>
       </w:r>
     </w:p>
     <w:p>
@@ -581,7 +581,7 @@
           <w:color w:val="000000"/>
           <w:sz w:val="24"/>
         </w:rPr>
-        <w:t xml:space="preserve">Staying calm when things go wrong or run late</w:t>
+        <w:t xml:space="preserve">Reading a room and adjusting quickly, whether with a family or a crowd of guests</w:t>
       </w:r>
     </w:p>
     <w:p>
@@ -599,7 +599,7 @@
           <w:color w:val="000000"/>
           <w:sz w:val="24"/>
         </w:rPr>
-        <w:t xml:space="preserve">Keeping track of money, payments, and schedules</w:t>
+        <w:t xml:space="preserve">Staying calm when things go wrong or run late</w:t>
       </w:r>
     </w:p>
     <w:p>
@@ -687,7 +687,7 @@
           <w:color w:val="000000"/>
           <w:sz w:val="24"/>
         </w:rPr>
-        <w:t xml:space="preserve">Being punctual and dependable once I take something on</w:t>
+        <w:t xml:space="preserve">Being punctual and dependable once I take something on, especially with money that belongs to other people</w:t>
       </w:r>
     </w:p>
     <w:p>
@@ -717,7 +717,7 @@
           <w:color w:val="000000"/>
           <w:sz w:val="24"/>
         </w:rPr>
-        <w:t xml:space="preserve">I expected people to name math or my economics classes right away, because that is how I usually describe myself. Instead, several people named things I do at my clown performances: reading the crowd, staying calm when something breaks, and handling payments. That made me think finance fits the way I already work, and that my party business is more relevant to my future than I had thought. Working with clients who are paying me for a service is something I already do, so I want to look at finance jobs where I work directly with people, not only with spreadsheets.</w:t>
+        <w:t xml:space="preserve">I expected people to name math or my economics classes right away, because that is how I usually describe myself. Instead, several people named things I do at my clown performances: reading the crowd, staying calm when something breaks, and running the money. That made me think finance fits the way I already work, and that my party business is more relevant to my future than I had thought. I already set prices, collect payments, and pay a small team, so I want to look at finance jobs where I work directly with people, not only with spreadsheets.</w:t>
       </w:r>
     </w:p>
     <w:p>
@@ -795,7 +795,7 @@
           <w:color w:val="000000"/>
           <w:sz w:val="24"/>
         </w:rPr>
-        <w:t xml:space="preserve">I also want to ask two more people, a finance professor and a small-business owner I have met through events, to see whether they name the same strengths. Their answers will help me compare client-facing roles like financial planning or banking with small-business finance, where pricing, deposits, and client payments matter every day.</w:t>
+        <w:t xml:space="preserve">I also want to ask two more people, a finance professor and a small-business owner I have met through events, to see whether they name the same strengths. Their answers will help me compare client-facing roles like financial planning or banking with small-business finance, where pricing and paying people are part of the job.</w:t>
       </w:r>
     </w:p>
     <w:p>
@@ -856,7 +856,7 @@
           <w:color w:val="000000"/>
           <w:sz w:val="24"/>
         </w:rPr>
-        <w:t xml:space="preserve">Of everything on the Career Services site, Handshake is the most useful to me right now. I am a finance major, and I want to learn whether corporate finance, banking, or financial planning suits me before I choose a path. The Career Planning page lists Handshake for internships and full-time jobs, so that is where I will start. This semester, I plan to build my Handshake profile, book a Career Services appointment through Bookings to have my resume reviewed, and attend the</w:t>
+        <w:t xml:space="preserve">Of everything on the Career Services site, Handshake is the most useful to me right now. I am a finance major, and I want to learn whether corporate finance, banking, or financial planning suits me before I choose a path. The Career Planning page lists Handshake for internships and jobs, so I will start there. This semester, I plan to build my Handshake profile, book a Career Services appointment through Bookings to have my resume reviewed, and attend the</w:t>
       </w:r>
       <w:r>
         <w:rPr>
@@ -904,7 +904,7 @@
           <w:color w:val="000000"/>
           <w:sz w:val="24"/>
         </w:rPr>
-        <w:t xml:space="preserve">workshop. My work performing at baby showers, weddings, and birthdays with my dad is real client experience, so I will list it professionally on my resume. Next spring, I will look for a part-time or on-campus job in Handshake, use SkillsFirst for resume templates, and explore Interstride for career resources. During my sophomore year, I will apply for summer internships through Handshake, attend the fall career and internship fair, and try a Parker Dewey micro-internship for short project experience. I will also take the YouScience career assessment to see whether my strengths point toward analysis, banking, or client work. My goal is to finish with at least one internship in a bank or a company’s finance department, for example an oil and gas company in the Permian Basin.</w:t>
+        <w:t xml:space="preserve">workshop. I already set rates and manage payments for the clown entertainment business I run with my dad and our partners, so I will list that work on my resume as small-business finance experience. Next spring, I will look for a part-time or on-campus job in Handshake, use SkillsFirst for resume templates, and explore Interstride for career resources. During my sophomore year, I will apply for summer internships through Handshake, attend the fall career and internship fair, and try a Parker Dewey micro-internship for short project experience. I will also take the YouScience career assessment to see whether my strengths point toward analysis, banking, or client work. My goal is to finish with at least one internship in a bank or a company’s finance department, for example an oil and gas company in the Permian Basin.</w:t>
       </w:r>
     </w:p>
     <w:bookmarkEnd w:id="22"/>

--- a/tareas-semana/4-Week8-Reading.docx
+++ b/tareas-semana/4-Week8-Reading.docx
@@ -387,7 +387,7 @@
           <w:color w:val="000000"/>
           <w:sz w:val="24"/>
         </w:rPr>
-        <w:t xml:space="preserve">Sept. 29, my mom (over the phone).</w:t>
+        <w:t xml:space="preserve">Sept. 29, my mom.</w:t>
       </w:r>
       <w:r>
         <w:rPr>
@@ -403,7 +403,7 @@
           <w:color w:val="000000"/>
           <w:sz w:val="24"/>
         </w:rPr>
-        <w:t xml:space="preserve">I asked what she thinks I am good at. She said I am patient when I explain something, and that I finish projects even when I get bored with them. She mentioned that in high school I was the one who kept track of our household bills, and that I caught a utility bill that had been charged twice. She said I did not even make a big deal about it.</w:t>
+        <w:t xml:space="preserve">I asked her what she thinks I am good at. She said I help financially support my grandmother in Cuba, and of course my mom too. She said that is something she values about me.</w:t>
       </w:r>
     </w:p>
     <w:p>
@@ -423,7 +423,7 @@
           <w:color w:val="000000"/>
           <w:sz w:val="24"/>
         </w:rPr>
-        <w:t xml:space="preserve">Oct. 1, my roommate, Dario.</w:t>
+        <w:t xml:space="preserve">Oct. 2, my dad, my partner in our clown entertainment business (in person, after an event).</w:t>
       </w:r>
       <w:r>
         <w:rPr>
@@ -439,7 +439,7 @@
           <w:color w:val="000000"/>
           <w:sz w:val="24"/>
         </w:rPr>
-        <w:t xml:space="preserve">He said I am the one he asks to check the rent split and the grocery budget, because I show the math instead of just giving him an answer. He said I explain things without making him feel dumb, even when the numbers are confusing.</w:t>
+        <w:t xml:space="preserve">I asked him what he has noticed about how I work. He said I run the money side of the business: I set our rates, I manage the money that comes in from each event, and I split the pay between the other performers we work with (our partners) and him. He said I read the crowd at baby showers, weddings, and birthday parties, and I change the show when a group is not into it. He said I stay calm when an event runs late or a prop breaks, and that I am always on time for setup.</w:t>
       </w:r>
     </w:p>
     <w:p>
@@ -459,7 +459,7 @@
           <w:color w:val="000000"/>
           <w:sz w:val="24"/>
         </w:rPr>
-        <w:t xml:space="preserve">Oct. 2, my dad, my partner in our clown entertainment business (in person, after an event).</w:t>
+        <w:t xml:space="preserve">Oct. 4, a friend from my high school economics club.</w:t>
       </w:r>
       <w:r>
         <w:rPr>
@@ -475,43 +475,7 @@
           <w:color w:val="000000"/>
           <w:sz w:val="24"/>
         </w:rPr>
-        <w:t xml:space="preserve">I asked him what he has noticed about how I work. He said I run the money side of the business: I set our rates, I manage the money that comes in from each event, and I split the pay between the other performers we work with (our partners) and him. He said I read the crowd at baby showers, weddings, and birthday parties, and I change the show when a group is not into it. He said I stay calm when an event runs late or a prop breaks, and that I am always on time for setup.</w:t>
-      </w:r>
-    </w:p>
-    <w:p>
-      <w:pPr>
-        <w:numPr>
-          <w:ilvl w:val="0"/>
-          <w:numId w:val="1001"/>
-        </w:numPr>
-        <w:pStyle w:val="Compact"/>
-        <w:spacing w:line="276" w:lineRule="auto" w:before="0" w:after="120"/>
-      </w:pPr>
-      <w:r>
-        <w:rPr>
-          <w:bCs/>
-          <w:rFonts w:ascii="Times New Roman" w:hAnsi="Times New Roman" w:eastAsia="Times New Roman" w:cs="Times New Roman"/>
-          <w:b/>
-          <w:color w:val="000000"/>
-          <w:sz w:val="24"/>
-        </w:rPr>
-        <w:t xml:space="preserve">Oct. 4, a friend from my high school economics club.</w:t>
-      </w:r>
-      <w:r>
-        <w:rPr>
-          <w:rFonts w:ascii="Times New Roman" w:hAnsi="Times New Roman" w:eastAsia="Times New Roman" w:cs="Times New Roman"/>
-          <w:color w:val="000000"/>
-          <w:sz w:val="24"/>
-        </w:rPr>
-        <w:t xml:space="preserve"> </w:t>
-      </w:r>
-      <w:r>
-        <w:rPr>
-          <w:rFonts w:ascii="Times New Roman" w:hAnsi="Times New Roman" w:eastAsia="Times New Roman" w:cs="Times New Roman"/>
-          <w:color w:val="000000"/>
-          <w:sz w:val="24"/>
-        </w:rPr>
-        <w:t xml:space="preserve">She said I am good at breaking a money decision into parts, like comparing two loan options or a monthly budget, and that people trust my numbers because I show how I got them. She said I am the person the group turns to when a decision gets stuck.</w:t>
+        <w:t xml:space="preserve">She said that for a young woman of our generation, I do not waste money on silly things, and that I think about my future.</w:t>
       </w:r>
     </w:p>
     <w:p>
@@ -545,7 +509,7 @@
           <w:color w:val="000000"/>
           <w:sz w:val="24"/>
         </w:rPr>
-        <w:t xml:space="preserve">Breaking a money problem into steps and showing the math</w:t>
+        <w:t xml:space="preserve">Managing money responsibly, including setting rates and splitting pay for our family business</w:t>
       </w:r>
     </w:p>
     <w:p>
@@ -563,7 +527,7 @@
           <w:color w:val="000000"/>
           <w:sz w:val="24"/>
         </w:rPr>
-        <w:t xml:space="preserve">Setting prices and managing payments, including splitting pay fairly among a small team</w:t>
+        <w:t xml:space="preserve">Helping support my family, including my grandmother in Cuba</w:t>
       </w:r>
     </w:p>
     <w:p>
@@ -581,7 +545,7 @@
           <w:color w:val="000000"/>
           <w:sz w:val="24"/>
         </w:rPr>
-        <w:t xml:space="preserve">Reading a room and adjusting quickly, whether with a family or a crowd of guests</w:t>
+        <w:t xml:space="preserve">Avoiding wasteful spending and thinking ahead about my future</w:t>
       </w:r>
     </w:p>
     <w:p>
@@ -599,7 +563,7 @@
           <w:color w:val="000000"/>
           <w:sz w:val="24"/>
         </w:rPr>
-        <w:t xml:space="preserve">Staying calm when things go wrong or run late</w:t>
+        <w:t xml:space="preserve">Reading a room and adjusting quickly, whether with a family or a crowd of guests</w:t>
       </w:r>
     </w:p>
     <w:p>
@@ -617,7 +581,7 @@
           <w:color w:val="000000"/>
           <w:sz w:val="24"/>
         </w:rPr>
-        <w:t xml:space="preserve">Explaining financial decisions clearly to other people</w:t>
+        <w:t xml:space="preserve">Staying calm when things go wrong or run late</w:t>
       </w:r>
     </w:p>
     <w:p>
@@ -651,7 +615,7 @@
           <w:color w:val="000000"/>
           <w:sz w:val="24"/>
         </w:rPr>
-        <w:t xml:space="preserve">Patience and persistence</w:t>
+        <w:t xml:space="preserve">Responsibility with money, for myself, my family, and our business</w:t>
       </w:r>
     </w:p>
     <w:p>
@@ -669,7 +633,7 @@
           <w:color w:val="000000"/>
           <w:sz w:val="24"/>
         </w:rPr>
-        <w:t xml:space="preserve">Honesty, including when a number is wrong</w:t>
+        <w:t xml:space="preserve">Care for my family</w:t>
       </w:r>
     </w:p>
     <w:p>
@@ -687,7 +651,25 @@
           <w:color w:val="000000"/>
           <w:sz w:val="24"/>
         </w:rPr>
-        <w:t xml:space="preserve">Being punctual and dependable once I take something on, especially with money that belongs to other people</w:t>
+        <w:t xml:space="preserve">Planning ahead for my future</w:t>
+      </w:r>
+    </w:p>
+    <w:p>
+      <w:pPr>
+        <w:numPr>
+          <w:ilvl w:val="0"/>
+          <w:numId w:val="1003"/>
+        </w:numPr>
+        <w:pStyle w:val="Compact"/>
+        <w:spacing w:line="276" w:lineRule="auto" w:before="0" w:after="120"/>
+      </w:pPr>
+      <w:r>
+        <w:rPr>
+          <w:rFonts w:ascii="Times New Roman" w:hAnsi="Times New Roman" w:eastAsia="Times New Roman" w:cs="Times New Roman"/>
+          <w:color w:val="000000"/>
+          <w:sz w:val="24"/>
+        </w:rPr>
+        <w:t xml:space="preserve">Being punctual and dependable once I take something on</w:t>
       </w:r>
     </w:p>
     <w:p>
@@ -717,7 +699,7 @@
           <w:color w:val="000000"/>
           <w:sz w:val="24"/>
         </w:rPr>
-        <w:t xml:space="preserve">I expected people to name math or my economics classes right away, because that is how I usually describe myself. Instead, several people named things I do at my clown performances: reading the crowd, staying calm when something breaks, and running the money. That made me think finance fits the way I already work, and that my party business is more relevant to my future than I had thought. I already set prices, collect payments, and pay a small team, so I want to look at finance jobs where I work directly with people, not only with spreadsheets.</w:t>
+        <w:t xml:space="preserve">I expected people to name math or my economics classes right away, because that is how I usually describe myself. Instead, the strength that came up most was how responsible I am with money: how I use it, how I help my family, and how I plan ahead. I was a little surprised that my mom and my friend answered with money at all, but when I thought about it, I have been handling money for my family and our business, and I never thought of that as something to say about myself. It makes finance feel like a natural fit, and I want to look at roles where that responsibility is part of the job.</w:t>
       </w:r>
     </w:p>
     <w:p>
@@ -747,7 +729,7 @@
           <w:color w:val="000000"/>
           <w:sz w:val="24"/>
         </w:rPr>
-        <w:t xml:space="preserve">Hearing these answers from four different people helped me see a pattern I did not notice before. Next I plan to use this list when I write my resume and when I visit Career Services, so I can describe myself with examples from my real work instead of just saying I am</w:t>
+        <w:t xml:space="preserve">Hearing these answers from three different people helped me see a pattern I did not notice before. Next I plan to use this list when I write my resume and when I visit Career Services, so I can describe myself with examples from my real work instead of just saying I am</w:t>
       </w:r>
       <w:r>
         <w:rPr>

--- a/tareas-semana/4-Week8-Reading.docx
+++ b/tareas-semana/4-Week8-Reading.docx
@@ -459,7 +459,7 @@
           <w:color w:val="000000"/>
           <w:sz w:val="24"/>
         </w:rPr>
-        <w:t xml:space="preserve">Oct. 4, a friend from my high school economics club.</w:t>
+        <w:t xml:space="preserve">Oct. 4, a friend of mine from Cuba.</w:t>
       </w:r>
       <w:r>
         <w:rPr>
@@ -699,7 +699,7 @@
           <w:color w:val="000000"/>
           <w:sz w:val="24"/>
         </w:rPr>
-        <w:t xml:space="preserve">I expected people to name math or my economics classes right away, because that is how I usually describe myself. Instead, the strength that came up most was how responsible I am with money: how I use it, how I help my family, and how I plan ahead. I was a little surprised that my mom and my friend answered with money at all, but when I thought about it, I have been handling money for my family and our business, and I never thought of that as something to say about myself. It makes finance feel like a natural fit, and I want to look at roles where that responsibility is part of the job.</w:t>
+        <w:t xml:space="preserve">I expected people to name math or school right away, because that is how I usually describe myself. Instead, the strength that came up most was how responsible I am with money: how I use it, how I help my family, and how I plan ahead. I was a little surprised that my mom and my friend answered with money at all, but when I thought about it, I have been handling money for my family and our business, and I never thought of that as something to say about myself. It makes finance feel like a natural fit, and I want to look at roles where that responsibility is part of the job.</w:t>
       </w:r>
     </w:p>
     <w:p>
